--- a/lab_1_отчет — копия.docx
+++ b/lab_1_отчет — копия.docx
@@ -5,9 +5,6 @@
     <w:p>
       <w:pPr>
         <w:ind w:left="170"/>
-        <w:rPr>
-          <w:lang w:val="ru-RU"/>
-        </w:rPr>
       </w:pPr>
     </w:p>
     <w:p>
@@ -185,7 +182,6 @@
           <w:bCs/>
           <w:sz w:val="32"/>
           <w:szCs w:val="32"/>
-          <w:lang w:val="ru-RU"/>
         </w:rPr>
       </w:pPr>
       <w:r>
@@ -203,7 +199,6 @@
           <w:bCs/>
           <w:sz w:val="32"/>
           <w:szCs w:val="32"/>
-          <w:lang w:val="ru-RU"/>
         </w:rPr>
         <w:t>412002</w:t>
       </w:r>
@@ -294,20 +289,37 @@
           <w:sz w:val="28"/>
           <w:szCs w:val="28"/>
         </w:rPr>
-        <w:t>Группа: P3</w:t>
-      </w:r>
-      <w:r>
+        <w:t>Иевлев Ринат Андреевич</w:t>
+      </w:r>
+    </w:p>
+    <w:p>
+      <w:pPr>
+        <w:ind w:left="170"/>
+        <w:jc w:val="right"/>
         <w:rPr>
           <w:sz w:val="28"/>
           <w:szCs w:val="28"/>
         </w:rPr>
-        <w:t>3</w:t>
-      </w:r>
+      </w:pPr>
       <w:r>
         <w:rPr>
           <w:sz w:val="28"/>
           <w:szCs w:val="28"/>
         </w:rPr>
+        <w:t>Группа: P3</w:t>
+      </w:r>
+      <w:r>
+        <w:rPr>
+          <w:sz w:val="28"/>
+          <w:szCs w:val="28"/>
+        </w:rPr>
+        <w:t>3</w:t>
+      </w:r>
+      <w:r>
+        <w:rPr>
+          <w:sz w:val="28"/>
+          <w:szCs w:val="28"/>
+        </w:rPr>
         <w:t>30</w:t>
       </w:r>
     </w:p>
@@ -332,7 +344,7 @@
           <w:sz w:val="28"/>
           <w:szCs w:val="28"/>
         </w:rPr>
-        <w:t>Харитонова Анастасия Евгеньевна</w:t>
+        <w:t>Карасева Мария Александровна</w:t>
       </w:r>
     </w:p>
     <w:p>
@@ -342,7 +354,6 @@
         <w:rPr>
           <w:sz w:val="28"/>
           <w:szCs w:val="28"/>
-          <w:lang w:val="ru-RU"/>
         </w:rPr>
       </w:pPr>
       <w:r>
@@ -356,7 +367,6 @@
         <w:rPr>
           <w:sz w:val="28"/>
           <w:szCs w:val="28"/>
-          <w:lang w:val="ru-RU"/>
         </w:rPr>
         <w:t>Тестирование программного обеспечения</w:t>
       </w:r>
@@ -413,7 +423,7 @@
           <w:noProof/>
         </w:rPr>
         <w:drawing>
-          <wp:anchor distT="0" distB="0" distL="114300" distR="114300" simplePos="0" relativeHeight="251659264" behindDoc="1" locked="0" layoutInCell="1" allowOverlap="1" wp14:anchorId="530AC9B3" wp14:editId="17A37C7E">
+          <wp:anchor distT="0" distB="0" distL="114300" distR="114300" simplePos="0" relativeHeight="251659264" behindDoc="1" locked="0" layoutInCell="1" allowOverlap="1" wp14:anchorId="530AC9B3" wp14:editId="1A3F5833">
             <wp:simplePos x="0" y="0"/>
             <wp:positionH relativeFrom="margin">
               <wp:posOffset>2188508</wp:posOffset>
@@ -527,7 +537,6 @@
               <w:iCs w:val="0"/>
               <w:noProof/>
               <w:kern w:val="2"/>
-              <w:lang w:val="ru-RU"/>
               <w14:ligatures w14:val="standardContextual"/>
             </w:rPr>
           </w:pPr>
@@ -581,7 +590,6 @@
                 <w:iCs w:val="0"/>
                 <w:noProof/>
                 <w:kern w:val="2"/>
-                <w:lang w:val="ru-RU"/>
                 <w14:ligatures w14:val="standardContextual"/>
               </w:rPr>
               <w:tab/>
@@ -682,7 +690,6 @@
               <w:iCs w:val="0"/>
               <w:noProof/>
               <w:kern w:val="2"/>
-              <w:lang w:val="ru-RU"/>
               <w14:ligatures w14:val="standardContextual"/>
             </w:rPr>
           </w:pPr>
@@ -707,7 +714,6 @@
                 <w:iCs w:val="0"/>
                 <w:noProof/>
                 <w:kern w:val="2"/>
-                <w:lang w:val="ru-RU"/>
                 <w14:ligatures w14:val="standardContextual"/>
               </w:rPr>
               <w:tab/>
@@ -809,7 +815,6 @@
               <w:iCs w:val="0"/>
               <w:noProof/>
               <w:kern w:val="2"/>
-              <w:lang w:val="ru-RU"/>
               <w14:ligatures w14:val="standardContextual"/>
             </w:rPr>
           </w:pPr>
@@ -833,7 +838,6 @@
                 <w:iCs w:val="0"/>
                 <w:noProof/>
                 <w:kern w:val="2"/>
-                <w:lang w:val="ru-RU"/>
                 <w14:ligatures w14:val="standardContextual"/>
               </w:rPr>
               <w:tab/>
@@ -845,40 +849,8 @@
                 <w:i w:val="0"/>
                 <w:iCs w:val="0"/>
                 <w:noProof/>
-                <w:lang w:val="ru-RU"/>
-              </w:rPr>
-              <w:t>Реализация ф</w:t>
-            </w:r>
-            <w:r>
-              <w:rPr>
-                <w:rStyle w:val="ab"/>
-                <w:rFonts w:ascii="Times New Roman" w:hAnsi="Times New Roman" w:cs="Times New Roman"/>
-                <w:i w:val="0"/>
-                <w:iCs w:val="0"/>
-                <w:noProof/>
-              </w:rPr>
-              <w:t>ункци</w:t>
-            </w:r>
-            <w:r>
-              <w:rPr>
-                <w:rStyle w:val="ab"/>
-                <w:rFonts w:ascii="Times New Roman" w:hAnsi="Times New Roman" w:cs="Times New Roman"/>
-                <w:i w:val="0"/>
-                <w:iCs w:val="0"/>
-                <w:noProof/>
-                <w:lang w:val="ru-RU"/>
-              </w:rPr>
-              <w:t xml:space="preserve">и </w:t>
-            </w:r>
-            <w:r>
-              <w:rPr>
-                <w:rStyle w:val="ab"/>
-                <w:rFonts w:ascii="Times New Roman" w:hAnsi="Times New Roman" w:cs="Times New Roman"/>
-                <w:i w:val="0"/>
-                <w:iCs w:val="0"/>
-                <w:noProof/>
-              </w:rPr>
-              <w:t>arctg(x)</w:t>
+              </w:rPr>
+              <w:t>Реализация функции arctg(x)</w:t>
             </w:r>
             <w:r>
               <w:rPr>
@@ -966,7 +938,6 @@
               <w:iCs w:val="0"/>
               <w:noProof/>
               <w:kern w:val="2"/>
-              <w:lang w:val="ru-RU"/>
               <w14:ligatures w14:val="standardContextual"/>
             </w:rPr>
           </w:pPr>
@@ -978,7 +949,6 @@
                 <w:i w:val="0"/>
                 <w:iCs w:val="0"/>
                 <w:noProof/>
-                <w:lang w:val="ru-RU"/>
               </w:rPr>
               <w:t>2.2.</w:t>
             </w:r>
@@ -991,7 +961,6 @@
                 <w:iCs w:val="0"/>
                 <w:noProof/>
                 <w:kern w:val="2"/>
-                <w:lang w:val="ru-RU"/>
                 <w14:ligatures w14:val="standardContextual"/>
               </w:rPr>
               <w:tab/>
@@ -1003,7 +972,6 @@
                 <w:i w:val="0"/>
                 <w:iCs w:val="0"/>
                 <w:noProof/>
-                <w:lang w:val="ru-RU"/>
               </w:rPr>
               <w:t xml:space="preserve">Реализация </w:t>
             </w:r>
@@ -1104,7 +1072,6 @@
               <w:iCs w:val="0"/>
               <w:noProof/>
               <w:kern w:val="2"/>
-              <w:lang w:val="ru-RU"/>
               <w14:ligatures w14:val="standardContextual"/>
             </w:rPr>
           </w:pPr>
@@ -1116,7 +1083,6 @@
                 <w:i w:val="0"/>
                 <w:iCs w:val="0"/>
                 <w:noProof/>
-                <w:lang w:val="ru-RU"/>
               </w:rPr>
               <w:t>2.3.</w:t>
             </w:r>
@@ -1129,7 +1095,6 @@
                 <w:iCs w:val="0"/>
                 <w:noProof/>
                 <w:kern w:val="2"/>
-                <w:lang w:val="ru-RU"/>
                 <w14:ligatures w14:val="standardContextual"/>
               </w:rPr>
               <w:tab/>
@@ -1141,7 +1106,6 @@
                 <w:i w:val="0"/>
                 <w:iCs w:val="0"/>
                 <w:noProof/>
-                <w:lang w:val="ru-RU"/>
               </w:rPr>
               <w:t>Реализация предметной области</w:t>
             </w:r>
@@ -1231,7 +1195,6 @@
               <w:iCs w:val="0"/>
               <w:noProof/>
               <w:kern w:val="2"/>
-              <w:lang w:val="ru-RU"/>
               <w14:ligatures w14:val="standardContextual"/>
             </w:rPr>
           </w:pPr>
@@ -1243,7 +1206,6 @@
                 <w:i w:val="0"/>
                 <w:iCs w:val="0"/>
                 <w:noProof/>
-                <w:lang w:val="ru-RU"/>
               </w:rPr>
               <w:t>3.</w:t>
             </w:r>
@@ -1256,7 +1218,6 @@
                 <w:iCs w:val="0"/>
                 <w:noProof/>
                 <w:kern w:val="2"/>
-                <w:lang w:val="ru-RU"/>
                 <w14:ligatures w14:val="standardContextual"/>
               </w:rPr>
               <w:tab/>
@@ -1268,7 +1229,6 @@
                 <w:i w:val="0"/>
                 <w:iCs w:val="0"/>
                 <w:noProof/>
-                <w:lang w:val="ru-RU"/>
               </w:rPr>
               <w:t>Вывод:</w:t>
             </w:r>
@@ -1377,7 +1337,6 @@
           <w:bCs/>
           <w:sz w:val="32"/>
           <w:szCs w:val="32"/>
-          <w:lang w:val="ru-RU"/>
         </w:rPr>
       </w:pPr>
       <w:r>
@@ -1462,7 +1421,6 @@
       <w:r>
         <w:rPr>
           <w:color w:val="212529"/>
-          <w:lang w:val="ru-RU"/>
         </w:rPr>
         <w:br/>
       </w:r>
@@ -1545,7 +1503,6 @@
       <w:r>
         <w:rPr>
           <w:color w:val="212529"/>
-          <w:lang w:val="ru-RU"/>
         </w:rPr>
         <w:t>-</w:t>
       </w:r>
@@ -1562,42 +1519,15 @@
         </w:rPr>
         <w:t> </w:t>
       </w:r>
-      <w:r>
-        <w:rPr>
-          <w:color w:val="212529"/>
-        </w:rPr>
-        <w:fldChar w:fldCharType="begin"/>
-      </w:r>
-      <w:r>
-        <w:rPr>
-          <w:color w:val="212529"/>
-        </w:rPr>
-        <w:instrText>HYPERLINK "http://www.cs.usfca.edu/~galles/visualization/BPlusTree.html"</w:instrText>
-      </w:r>
-      <w:r>
-        <w:rPr>
-          <w:color w:val="212529"/>
-        </w:rPr>
-      </w:r>
-      <w:r>
-        <w:rPr>
-          <w:color w:val="212529"/>
-        </w:rPr>
-        <w:fldChar w:fldCharType="separate"/>
-      </w:r>
-      <w:r>
-        <w:rPr>
-          <w:rStyle w:val="ab"/>
-          <w:color w:val="337AB7"/>
-        </w:rPr>
-        <w:t>http://www.cs.usfca.edu/~galles/visualization/BPlusTree.html</w:t>
-      </w:r>
-      <w:r>
-        <w:rPr>
-          <w:color w:val="212529"/>
-        </w:rPr>
-        <w:fldChar w:fldCharType="end"/>
-      </w:r>
+      <w:hyperlink r:id="rId9" w:history="1">
+        <w:r>
+          <w:rPr>
+            <w:rStyle w:val="ab"/>
+            <w:color w:val="337AB7"/>
+          </w:rPr>
+          <w:t>http://www.cs.usfca.edu/~galles/visualization/BPlusTree.html</w:t>
+        </w:r>
+      </w:hyperlink>
       <w:r>
         <w:rPr>
           <w:color w:val="212529"/>
@@ -1710,7 +1640,7 @@
           <w:color w:val="000000"/>
           <w:sz w:val="22"/>
           <w:szCs w:val="22"/>
-          <w:lang w:val="ru-RU" w:eastAsia="en-US"/>
+          <w:lang w:eastAsia="en-US"/>
           <w14:ligatures w14:val="standardContextual"/>
         </w:rPr>
       </w:pPr>
@@ -1726,18 +1656,12 @@
       </w:pPr>
       <w:bookmarkStart w:id="3" w:name="_Toc224892327"/>
       <w:r>
-        <w:rPr>
-          <w:lang w:val="ru-RU"/>
-        </w:rPr>
         <w:t>Реализация ф</w:t>
       </w:r>
       <w:r>
         <w:t>ункци</w:t>
       </w:r>
       <w:r>
-        <w:rPr>
-          <w:lang w:val="ru-RU"/>
-        </w:rPr>
         <w:t xml:space="preserve">и </w:t>
       </w:r>
       <w:r>
@@ -1748,37 +1672,22 @@
     <w:p>
       <w:pPr>
         <w:ind w:firstLine="709"/>
-        <w:rPr>
-          <w:lang w:val="ru-RU"/>
-        </w:rPr>
       </w:pPr>
     </w:p>
     <w:p>
       <w:pPr>
         <w:spacing w:before="100" w:beforeAutospacing="1" w:after="100" w:afterAutospacing="1"/>
         <w:ind w:firstLine="709"/>
-        <w:rPr>
-          <w:lang w:val="ru-RU"/>
-        </w:rPr>
-      </w:pPr>
-      <w:r>
-        <w:rPr>
-          <w:lang w:val="ru-RU"/>
-        </w:rPr>
+      </w:pPr>
+      <w:r>
         <w:t xml:space="preserve">Для функции </w:t>
       </w:r>
       <w:proofErr w:type="spellStart"/>
       <w:r>
-        <w:rPr>
-          <w:lang w:val="ru-RU"/>
-        </w:rPr>
         <w:t>arctg</w:t>
       </w:r>
       <w:proofErr w:type="spellEnd"/>
       <w:r>
-        <w:rPr>
-          <w:lang w:val="ru-RU"/>
-        </w:rPr>
         <w:t>(x) используется разложение в степенной ряд Тейлора:</w:t>
       </w:r>
     </w:p>
@@ -1797,14 +1706,7 @@
               <w:rFonts w:ascii="Cambria Math" w:hAnsi="Cambria Math"/>
               <w:lang w:val="en-US"/>
             </w:rPr>
-            <m:t>arct</m:t>
-          </m:r>
-          <m:r>
-            <w:rPr>
-              <w:rFonts w:ascii="Cambria Math" w:hAnsi="Cambria Math"/>
-              <w:lang w:val="en-US"/>
-            </w:rPr>
-            <m:t>g</m:t>
+            <m:t>arctg</m:t>
           </m:r>
           <m:d>
             <m:dPr>
@@ -1831,14 +1733,7 @@
               <w:rFonts w:ascii="Cambria Math" w:hAnsi="Cambria Math"/>
               <w:lang w:val="en-US"/>
             </w:rPr>
-            <m:t xml:space="preserve"> </m:t>
-          </m:r>
-          <m:r>
-            <w:rPr>
-              <w:rFonts w:ascii="Cambria Math" w:hAnsi="Cambria Math"/>
-              <w:lang w:val="en-US"/>
-            </w:rPr>
-            <m:t>= x -</m:t>
+            <m:t xml:space="preserve"> = x -</m:t>
           </m:r>
           <m:f>
             <m:fPr>
@@ -1954,14 +1849,7 @@
               <w:rFonts w:ascii="Cambria Math" w:hAnsi="Cambria Math"/>
               <w:lang w:val="en-US"/>
             </w:rPr>
-            <m:t>-</m:t>
-          </m:r>
-          <m:r>
-            <w:rPr>
-              <w:rFonts w:ascii="Cambria Math" w:hAnsi="Cambria Math"/>
-              <w:lang w:val="en-US"/>
-            </w:rPr>
-            <m:t xml:space="preserve">… </m:t>
+            <m:t xml:space="preserve">-… </m:t>
           </m:r>
         </m:oMath>
       </m:oMathPara>
@@ -1970,28 +1858,16 @@
       <w:pPr>
         <w:spacing w:before="100" w:beforeAutospacing="1" w:after="100" w:afterAutospacing="1"/>
         <w:ind w:firstLine="709"/>
-        <w:rPr>
-          <w:lang w:val="en-US"/>
-        </w:rPr>
-      </w:pPr>
-      <w:r>
-        <w:rPr>
-          <w:lang w:val="ru-RU"/>
-        </w:rPr>
+      </w:pPr>
+      <w:r>
         <w:t xml:space="preserve">Данный ряд сходится при |x| </w:t>
       </w:r>
       <w:proofErr w:type="gramStart"/>
       <w:r>
-        <w:rPr>
-          <w:lang w:val="ru-RU"/>
-        </w:rPr>
         <w:t>&lt; 1</w:t>
       </w:r>
       <w:proofErr w:type="gramEnd"/>
       <w:r>
-        <w:rPr>
-          <w:lang w:val="ru-RU"/>
-        </w:rPr>
         <w:t xml:space="preserve">, однако при приближении к границе области сходимости скорость сходимости уменьшается. Поэтому в реализации используются преобразования аргумента для значений, выходящих за данный диапазон, что позволяет обеспечить устойчивость вычислений на всей области определения.  </w:t>
       </w:r>
     </w:p>
@@ -1999,28 +1875,16 @@
       <w:pPr>
         <w:spacing w:before="100" w:beforeAutospacing="1" w:after="100" w:afterAutospacing="1"/>
         <w:ind w:firstLine="709"/>
-        <w:rPr>
-          <w:lang w:val="en-US"/>
-        </w:rPr>
-      </w:pPr>
-      <w:r>
-        <w:rPr>
-          <w:lang w:val="ru-RU"/>
-        </w:rPr>
+      </w:pPr>
+      <w:r>
         <w:t xml:space="preserve">При формировании тестового покрытия учитывались следующие аспекты: корректность математических преобразований, обеспечивающих сходимость, корректность вычислений на различных диапазонах значений, а также обработка специальных значений типа </w:t>
       </w:r>
       <w:proofErr w:type="spellStart"/>
       <w:r>
-        <w:rPr>
-          <w:lang w:val="ru-RU"/>
-        </w:rPr>
         <w:t>double</w:t>
       </w:r>
       <w:proofErr w:type="spellEnd"/>
       <w:r>
-        <w:rPr>
-          <w:lang w:val="ru-RU"/>
-        </w:rPr>
         <w:t>. </w:t>
       </w:r>
     </w:p>
@@ -2028,28 +1892,16 @@
       <w:pPr>
         <w:spacing w:before="100" w:beforeAutospacing="1" w:after="100" w:afterAutospacing="1"/>
         <w:ind w:firstLine="709"/>
-        <w:rPr>
-          <w:lang w:val="en-US"/>
-        </w:rPr>
-      </w:pPr>
-      <w:r>
-        <w:rPr>
-          <w:lang w:val="ru-RU"/>
-        </w:rPr>
+      </w:pPr>
+      <w:r>
         <w:t xml:space="preserve">Для тестирования были выбраны характерные точки, включающие граничные значения, значения вблизи единицы, малые значения и большие аргументы. Также отдельно проверялись специальные случаи, такие как </w:t>
       </w:r>
       <w:proofErr w:type="spellStart"/>
       <w:r>
-        <w:rPr>
-          <w:lang w:val="ru-RU"/>
-        </w:rPr>
         <w:t>NaN</w:t>
       </w:r>
       <w:proofErr w:type="spellEnd"/>
       <w:r>
-        <w:rPr>
-          <w:lang w:val="ru-RU"/>
-        </w:rPr>
         <w:t xml:space="preserve">, бесконечности и нулевые значения.  </w:t>
       </w:r>
     </w:p>
@@ -2057,14 +1909,8 @@
       <w:pPr>
         <w:spacing w:before="100" w:beforeAutospacing="1" w:after="100" w:afterAutospacing="1"/>
         <w:ind w:firstLine="709"/>
-        <w:rPr>
-          <w:lang w:val="en-US"/>
-        </w:rPr>
-      </w:pPr>
-      <w:r>
-        <w:rPr>
-          <w:lang w:val="ru-RU"/>
-        </w:rPr>
+      </w:pPr>
+      <w:r>
         <w:t xml:space="preserve">Дополнительно проводилось табличное тестирование на промежутке [-1;1] с фиксированным шагом, что позволило проверить поведение функции на всей основной области.  </w:t>
       </w:r>
     </w:p>
@@ -2072,28 +1918,16 @@
       <w:pPr>
         <w:spacing w:before="100" w:beforeAutospacing="1" w:after="100" w:afterAutospacing="1"/>
         <w:ind w:firstLine="709"/>
-        <w:rPr>
-          <w:lang w:val="en-US"/>
-        </w:rPr>
-      </w:pPr>
-      <w:r>
-        <w:rPr>
-          <w:lang w:val="ru-RU"/>
-        </w:rPr>
+      </w:pPr>
+      <w:r>
         <w:t xml:space="preserve">Для расширения покрытия использовалось </w:t>
       </w:r>
       <w:proofErr w:type="spellStart"/>
       <w:r>
-        <w:rPr>
-          <w:lang w:val="ru-RU"/>
-        </w:rPr>
         <w:t>fuzzy</w:t>
       </w:r>
       <w:proofErr w:type="spellEnd"/>
       <w:r>
-        <w:rPr>
-          <w:lang w:val="ru-RU"/>
-        </w:rPr>
         <w:t xml:space="preserve">-тестирование на случайных значениях, что обеспечило проверку функции на широком диапазоне входных данных.  </w:t>
       </w:r>
     </w:p>
@@ -2101,14 +1935,8 @@
       <w:pPr>
         <w:spacing w:before="100" w:beforeAutospacing="1" w:after="100" w:afterAutospacing="1"/>
         <w:ind w:firstLine="709"/>
-        <w:rPr>
-          <w:lang w:val="en-US"/>
-        </w:rPr>
-      </w:pPr>
-      <w:r>
-        <w:rPr>
-          <w:lang w:val="ru-RU"/>
-        </w:rPr>
+      </w:pPr>
+      <w:r>
         <w:t xml:space="preserve">Также было проведено тестирование параметра n, включая проверку обработки некорректных значений и влияния числа членов ряда на точность вычислений.  </w:t>
       </w:r>
     </w:p>
@@ -2116,14 +1944,8 @@
       <w:pPr>
         <w:spacing w:before="100" w:beforeAutospacing="1" w:after="100" w:afterAutospacing="1"/>
         <w:ind w:firstLine="709"/>
-        <w:rPr>
-          <w:lang w:val="ru-RU"/>
-        </w:rPr>
-      </w:pPr>
-      <w:r>
-        <w:rPr>
-          <w:lang w:val="ru-RU"/>
-        </w:rPr>
+      </w:pPr>
+      <w:r>
         <w:t>В результате тестирования установлено, что реализованная функция корректно работает на всех рассмотренных наборах входных данных и обеспечивает достаточное тестовое покрытие.</w:t>
       </w:r>
     </w:p>
@@ -2131,14 +1953,8 @@
       <w:pPr>
         <w:spacing w:before="100" w:beforeAutospacing="1" w:after="100" w:afterAutospacing="1"/>
         <w:ind w:firstLine="709"/>
-        <w:rPr>
-          <w:lang w:val="ru-RU"/>
-        </w:rPr>
-      </w:pPr>
-      <w:r>
-        <w:rPr>
-          <w:lang w:val="ru-RU"/>
-        </w:rPr>
+      </w:pPr>
+      <w:r>
         <w:t>Реализация и исходный код функции размещены в репозитории:</w:t>
       </w:r>
     </w:p>
@@ -2146,15 +1962,11 @@
       <w:pPr>
         <w:spacing w:before="100" w:beforeAutospacing="1" w:after="100" w:afterAutospacing="1"/>
         <w:ind w:firstLine="709"/>
-        <w:rPr>
-          <w:lang w:val="ru-RU"/>
-        </w:rPr>
-      </w:pPr>
-      <w:hyperlink r:id="rId9" w:history="1">
+      </w:pPr>
+      <w:hyperlink r:id="rId10" w:history="1">
         <w:r>
           <w:rPr>
             <w:rStyle w:val="ab"/>
-            <w:lang w:val="ru-RU"/>
           </w:rPr>
           <w:t>https://github.com/ddanielchik/tpo</w:t>
         </w:r>
@@ -2201,15 +2013,9 @@
           <w:numId w:val="8"/>
         </w:numPr>
         <w:ind w:left="0" w:firstLine="709"/>
-        <w:rPr>
-          <w:lang w:val="ru-RU"/>
-        </w:rPr>
       </w:pPr>
       <w:bookmarkStart w:id="4" w:name="_Toc224892328"/>
       <w:r>
-        <w:rPr>
-          <w:lang w:val="ru-RU"/>
-        </w:rPr>
         <w:lastRenderedPageBreak/>
         <w:t xml:space="preserve">Реализация </w:t>
       </w:r>
@@ -2225,9 +2031,6 @@
       <w:pPr>
         <w:pStyle w:val="p1"/>
         <w:ind w:firstLine="709"/>
-        <w:rPr>
-          <w:lang w:val="ru-RU"/>
-        </w:rPr>
       </w:pPr>
     </w:p>
     <w:p>
@@ -2238,7 +2041,6 @@
           <w:color w:val="auto"/>
           <w:sz w:val="24"/>
           <w:szCs w:val="24"/>
-          <w:lang w:val="en-US"/>
         </w:rPr>
       </w:pPr>
       <w:r>
@@ -2246,7 +2048,6 @@
           <w:color w:val="auto"/>
           <w:sz w:val="24"/>
           <w:szCs w:val="24"/>
-          <w:lang w:val="ru-RU"/>
         </w:rPr>
         <w:t>B+ дерево представляет собой сбалансированную структуру данных, обеспечивающую логарифмическую сложность операций поиска и вставки. В данной реализации все ключи хранятся в листовых узлах, а внутренние узлы используются для навигации по дереву. Листья связаны между собой, что позволяет эффективно обходить элементы в отсортированном порядке.</w:t>
       </w:r>
@@ -2259,7 +2060,6 @@
           <w:color w:val="auto"/>
           <w:sz w:val="24"/>
           <w:szCs w:val="24"/>
-          <w:lang w:val="ru-RU"/>
         </w:rPr>
       </w:pPr>
     </w:p>
@@ -2271,7 +2071,6 @@
           <w:color w:val="auto"/>
           <w:sz w:val="24"/>
           <w:szCs w:val="24"/>
-          <w:lang w:val="en-US"/>
         </w:rPr>
       </w:pPr>
       <w:r>
@@ -2279,7 +2078,6 @@
           <w:color w:val="auto"/>
           <w:sz w:val="24"/>
           <w:szCs w:val="24"/>
-          <w:lang w:val="ru-RU"/>
         </w:rPr>
         <w:t>Для тестирования использовался подход «белого ящика», при котором проверяется не только корректность результата, но и прохождение алгоритмом ключевых ветвлений.</w:t>
       </w:r>
@@ -2292,7 +2090,6 @@
           <w:color w:val="auto"/>
           <w:sz w:val="24"/>
           <w:szCs w:val="24"/>
-          <w:lang w:val="ru-RU"/>
         </w:rPr>
       </w:pPr>
     </w:p>
@@ -2304,7 +2101,6 @@
           <w:color w:val="auto"/>
           <w:sz w:val="24"/>
           <w:szCs w:val="24"/>
-          <w:lang w:val="en-US"/>
         </w:rPr>
       </w:pPr>
       <w:r>
@@ -2312,7 +2108,6 @@
           <w:color w:val="auto"/>
           <w:sz w:val="24"/>
           <w:szCs w:val="24"/>
-          <w:lang w:val="ru-RU"/>
         </w:rPr>
         <w:t>С этой целью в реализации были выделены характерные точки, фиксирующие этапы выполнения операций. В процессе тестирования сравнивалась фактическая последовательность прохождения этих точек с ожидаемой, что позволило контролировать корректность внутренней логики работы алгоритма.</w:t>
       </w:r>
@@ -2325,7 +2120,6 @@
           <w:color w:val="auto"/>
           <w:sz w:val="24"/>
           <w:szCs w:val="24"/>
-          <w:lang w:val="ru-RU"/>
         </w:rPr>
       </w:pPr>
     </w:p>
@@ -2337,7 +2131,6 @@
           <w:color w:val="auto"/>
           <w:sz w:val="24"/>
           <w:szCs w:val="24"/>
-          <w:lang w:val="en-US"/>
         </w:rPr>
       </w:pPr>
       <w:r>
@@ -2345,7 +2138,6 @@
           <w:color w:val="auto"/>
           <w:sz w:val="24"/>
           <w:szCs w:val="24"/>
-          <w:lang w:val="ru-RU"/>
         </w:rPr>
         <w:t>Тестирование операции вставки охватывало случаи добавления элемента в пустое дерево, вставки без переполнения, разбиения листового узла, а также разбиения внутренних узлов с последующим увеличением высоты дерева.</w:t>
       </w:r>
@@ -2358,7 +2150,6 @@
           <w:color w:val="auto"/>
           <w:sz w:val="24"/>
           <w:szCs w:val="24"/>
-          <w:lang w:val="ru-RU"/>
         </w:rPr>
       </w:pPr>
     </w:p>
@@ -2370,7 +2161,6 @@
           <w:color w:val="auto"/>
           <w:sz w:val="24"/>
           <w:szCs w:val="24"/>
-          <w:lang w:val="en-US"/>
         </w:rPr>
       </w:pPr>
       <w:r>
@@ -2378,7 +2168,6 @@
           <w:color w:val="auto"/>
           <w:sz w:val="24"/>
           <w:szCs w:val="24"/>
-          <w:lang w:val="ru-RU"/>
         </w:rPr>
         <w:t xml:space="preserve">Тестирование поиска включало проверку работы алгоритма в пустом дереве, в дереве с одним листом и после разбиения, а также корректность выбора дочернего узла при переходе по внутренним вершинам. </w:t>
       </w:r>
@@ -2391,7 +2180,6 @@
           <w:color w:val="auto"/>
           <w:sz w:val="24"/>
           <w:szCs w:val="24"/>
-          <w:lang w:val="ru-RU"/>
         </w:rPr>
       </w:pPr>
     </w:p>
@@ -2403,7 +2191,6 @@
           <w:color w:val="auto"/>
           <w:sz w:val="24"/>
           <w:szCs w:val="24"/>
-          <w:lang w:val="ru-RU"/>
         </w:rPr>
       </w:pPr>
       <w:r>
@@ -2411,7 +2198,6 @@
           <w:color w:val="auto"/>
           <w:sz w:val="24"/>
           <w:szCs w:val="24"/>
-          <w:lang w:val="ru-RU"/>
         </w:rPr>
         <w:t>Дополнительно проверялась корректность обхода дерева через листья и сохранение упорядоченности ключей.</w:t>
       </w:r>
@@ -2424,7 +2210,6 @@
           <w:color w:val="auto"/>
           <w:sz w:val="24"/>
           <w:szCs w:val="24"/>
-          <w:lang w:val="ru-RU"/>
         </w:rPr>
       </w:pPr>
     </w:p>
@@ -2432,14 +2217,8 @@
       <w:pPr>
         <w:spacing w:before="100" w:beforeAutospacing="1" w:after="100" w:afterAutospacing="1"/>
         <w:ind w:firstLine="709"/>
-        <w:rPr>
-          <w:lang w:val="en-US"/>
-        </w:rPr>
-      </w:pPr>
-      <w:r>
-        <w:rPr>
-          <w:lang w:val="ru-RU"/>
-        </w:rPr>
+      </w:pPr>
+      <w:r>
         <w:t>В результате тестирования было подтверждено, что реализация корректно обрабатывает основные сценарии работы и обеспечивает требуемое поведение структуры данных.</w:t>
       </w:r>
     </w:p>
@@ -2447,17 +2226,126 @@
       <w:pPr>
         <w:spacing w:before="100" w:beforeAutospacing="1" w:after="100" w:afterAutospacing="1"/>
         <w:ind w:firstLine="709"/>
-        <w:rPr>
-          <w:lang w:val="en-US"/>
-        </w:rPr>
-      </w:pPr>
-      <w:hyperlink r:id="rId10" w:history="1">
+      </w:pPr>
+      <w:hyperlink r:id="rId11" w:history="1">
         <w:r>
           <w:rPr>
             <w:rStyle w:val="ab"/>
             <w:lang w:val="en-US"/>
           </w:rPr>
-          <w:t>http://www.cs.usfca.edu/~galles/visualization/BPlusTree.html</w:t>
+          <w:t>http</w:t>
+        </w:r>
+        <w:r>
+          <w:rPr>
+            <w:rStyle w:val="ab"/>
+          </w:rPr>
+          <w:t>://</w:t>
+        </w:r>
+        <w:r>
+          <w:rPr>
+            <w:rStyle w:val="ab"/>
+            <w:lang w:val="en-US"/>
+          </w:rPr>
+          <w:t>www</w:t>
+        </w:r>
+        <w:r>
+          <w:rPr>
+            <w:rStyle w:val="ab"/>
+          </w:rPr>
+          <w:t>.</w:t>
+        </w:r>
+        <w:r>
+          <w:rPr>
+            <w:rStyle w:val="ab"/>
+            <w:lang w:val="en-US"/>
+          </w:rPr>
+          <w:t>cs</w:t>
+        </w:r>
+        <w:r>
+          <w:rPr>
+            <w:rStyle w:val="ab"/>
+          </w:rPr>
+          <w:t>.</w:t>
+        </w:r>
+        <w:proofErr w:type="spellStart"/>
+        <w:r>
+          <w:rPr>
+            <w:rStyle w:val="ab"/>
+            <w:lang w:val="en-US"/>
+          </w:rPr>
+          <w:t>usfca</w:t>
+        </w:r>
+        <w:proofErr w:type="spellEnd"/>
+        <w:r>
+          <w:rPr>
+            <w:rStyle w:val="ab"/>
+          </w:rPr>
+          <w:t>.</w:t>
+        </w:r>
+        <w:proofErr w:type="spellStart"/>
+        <w:r>
+          <w:rPr>
+            <w:rStyle w:val="ab"/>
+            <w:lang w:val="en-US"/>
+          </w:rPr>
+          <w:t>edu</w:t>
+        </w:r>
+        <w:proofErr w:type="spellEnd"/>
+        <w:r>
+          <w:rPr>
+            <w:rStyle w:val="ab"/>
+          </w:rPr>
+          <w:t>/~</w:t>
+        </w:r>
+        <w:proofErr w:type="spellStart"/>
+        <w:r>
+          <w:rPr>
+            <w:rStyle w:val="ab"/>
+            <w:lang w:val="en-US"/>
+          </w:rPr>
+          <w:t>galles</w:t>
+        </w:r>
+        <w:proofErr w:type="spellEnd"/>
+        <w:r>
+          <w:rPr>
+            <w:rStyle w:val="ab"/>
+          </w:rPr>
+          <w:t>/</w:t>
+        </w:r>
+        <w:r>
+          <w:rPr>
+            <w:rStyle w:val="ab"/>
+            <w:lang w:val="en-US"/>
+          </w:rPr>
+          <w:t>visualization</w:t>
+        </w:r>
+        <w:r>
+          <w:rPr>
+            <w:rStyle w:val="ab"/>
+          </w:rPr>
+          <w:t>/</w:t>
+        </w:r>
+        <w:proofErr w:type="spellStart"/>
+        <w:r>
+          <w:rPr>
+            <w:rStyle w:val="ab"/>
+            <w:lang w:val="en-US"/>
+          </w:rPr>
+          <w:t>BPlusTree</w:t>
+        </w:r>
+        <w:proofErr w:type="spellEnd"/>
+        <w:r>
+          <w:rPr>
+            <w:rStyle w:val="ab"/>
+          </w:rPr>
+          <w:t>.</w:t>
+        </w:r>
+        <w:r>
+          <w:rPr>
+            <w:rStyle w:val="ab"/>
+            <w:lang w:val="en-US"/>
+          </w:rPr>
+          <w:t>html</w:t>
         </w:r>
       </w:hyperlink>
     </w:p>
@@ -2469,15 +2357,9 @@
           <w:numId w:val="8"/>
         </w:numPr>
         <w:ind w:left="0" w:firstLine="709"/>
-        <w:rPr>
-          <w:lang w:val="ru-RU"/>
-        </w:rPr>
       </w:pPr>
       <w:bookmarkStart w:id="5" w:name="_Toc224892329"/>
       <w:r>
-        <w:rPr>
-          <w:lang w:val="ru-RU"/>
-        </w:rPr>
         <w:t>Реализация предметной области</w:t>
       </w:r>
       <w:bookmarkEnd w:id="5"/>
@@ -2486,29 +2368,19 @@
       <w:pPr>
         <w:spacing w:before="100" w:beforeAutospacing="1" w:after="100" w:afterAutospacing="1"/>
         <w:ind w:firstLine="709"/>
-        <w:rPr>
-          <w:lang w:val="ru-RU"/>
-        </w:rPr>
-      </w:pPr>
-      <w:r>
-        <w:rPr>
-          <w:lang w:val="ru-RU"/>
-        </w:rPr>
+      </w:pPr>
+      <w:r>
         <w:t>На основе заданного текстового описания была сформирована доменная модель. Исходный код модели представлен в репозитории:</w:t>
       </w:r>
     </w:p>
     <w:p>
       <w:pPr>
         <w:spacing w:before="100" w:beforeAutospacing="1" w:after="100" w:afterAutospacing="1"/>
-        <w:rPr>
-          <w:lang w:val="ru-RU"/>
-        </w:rPr>
-      </w:pPr>
-      <w:hyperlink r:id="rId11" w:history="1">
+      </w:pPr>
+      <w:hyperlink r:id="rId12" w:history="1">
         <w:r>
           <w:rPr>
             <w:rStyle w:val="ab"/>
-            <w:lang w:val="ru-RU"/>
           </w:rPr>
           <w:t>https://github.com/ddanielchik/tpo/tree/main/lab_1/src/main/java/org/example/task3/domain</w:t>
         </w:r>
@@ -2518,14 +2390,8 @@
       <w:pPr>
         <w:spacing w:before="100" w:beforeAutospacing="1" w:after="100" w:afterAutospacing="1"/>
         <w:ind w:firstLine="709"/>
-        <w:rPr>
-          <w:lang w:val="ru-RU"/>
-        </w:rPr>
-      </w:pPr>
-      <w:r>
-        <w:rPr>
-          <w:lang w:val="ru-RU"/>
-        </w:rPr>
+      </w:pPr>
+      <w:r>
         <w:t>В модели выделены основные сущности: персонажи (Форд, Артур), мотор, воздух и окружающее пространство (открытый космос, черная пустота, светящиеся точки). Персонажи являются активными объектами системы, способными изменять свое состояние и положение.</w:t>
       </w:r>
     </w:p>
@@ -2533,23 +2399,14 @@
       <w:pPr>
         <w:spacing w:before="100" w:beforeAutospacing="1" w:after="100" w:afterAutospacing="1"/>
         <w:ind w:firstLine="709"/>
-        <w:rPr>
-          <w:lang w:val="ru-RU"/>
-        </w:rPr>
       </w:pPr>
     </w:p>
     <w:p>
       <w:pPr>
         <w:spacing w:before="100" w:beforeAutospacing="1" w:after="100" w:afterAutospacing="1"/>
         <w:ind w:firstLine="709"/>
-        <w:rPr>
-          <w:lang w:val="en-US"/>
-        </w:rPr>
-      </w:pPr>
-      <w:r>
-        <w:rPr>
-          <w:lang w:val="ru-RU"/>
-        </w:rPr>
+      </w:pPr>
+      <w:r>
         <w:lastRenderedPageBreak/>
         <w:t>Модель описывает последовательность событий: запуск мотора, изменение звуковых характеристик, выброс воздуха и перемещение персонажей в открытый космос. Между сущностями установлены причинно-следственные связи, при которых работа мотора приводит к движению воздуха и последующему перемещению персонажей.</w:t>
       </w:r>
@@ -2558,34 +2415,19 @@
       <w:pPr>
         <w:spacing w:before="100" w:beforeAutospacing="1" w:after="100" w:afterAutospacing="1"/>
         <w:ind w:firstLine="709"/>
-        <w:rPr>
-          <w:lang w:val="en-US"/>
-        </w:rPr>
-      </w:pPr>
-      <w:r>
-        <w:rPr>
-          <w:lang w:val="ru-RU"/>
-        </w:rPr>
+      </w:pPr>
+      <w:r>
         <w:t xml:space="preserve">Для разработанной доменной модели было сформировано тестовое покрытие, включающее проверку корректности создания сущностей, изменения их состояний и взаимодействия между ними.  </w:t>
       </w:r>
     </w:p>
     <w:p>
       <w:pPr>
         <w:spacing w:before="100" w:beforeAutospacing="1" w:after="100" w:afterAutospacing="1"/>
-        <w:rPr>
-          <w:lang w:val="ru-RU"/>
-        </w:rPr>
-      </w:pPr>
-      <w:r>
-        <w:rPr>
-          <w:lang w:val="ru-RU"/>
-        </w:rPr>
+      </w:pPr>
+      <w:r>
         <w:t>В результате тестирования подтверждена корректность построенной модели и согласованность поведения ее компонентов.</w:t>
       </w:r>
       <w:r>
-        <w:rPr>
-          <w:lang w:val="ru-RU"/>
-        </w:rPr>
         <w:t xml:space="preserve"> </w:t>
       </w:r>
     </w:p>
@@ -2593,14 +2435,10 @@
       <w:pPr>
         <w:spacing w:before="100" w:beforeAutospacing="1" w:after="100" w:afterAutospacing="1"/>
         <w:jc w:val="center"/>
-        <w:rPr>
-          <w:lang w:val="ru-RU"/>
-        </w:rPr>
       </w:pPr>
       <w:r>
         <w:rPr>
           <w:noProof/>
-          <w:lang w:val="ru-RU"/>
           <w14:ligatures w14:val="standardContextual"/>
         </w:rPr>
         <w:drawing>
@@ -2619,7 +2457,7 @@
                     <pic:cNvPicPr/>
                   </pic:nvPicPr>
                   <pic:blipFill>
-                    <a:blip r:embed="rId12">
+                    <a:blip r:embed="rId13">
                       <a:extLst>
                         <a:ext uri="{28A0092B-C50C-407E-A947-70E740481C1C}">
                           <a14:useLocalDpi xmlns:a14="http://schemas.microsoft.com/office/drawing/2010/main" val="0"/>
@@ -2655,9 +2493,6 @@
         </w:rPr>
       </w:pPr>
       <w:r>
-        <w:rPr>
-          <w:lang w:val="ru-RU"/>
-        </w:rPr>
         <w:t>Рис. 1. – </w:t>
       </w:r>
       <w:r>
@@ -2667,21 +2502,12 @@
         <w:t>UML</w:t>
       </w:r>
       <w:r>
-        <w:rPr>
-          <w:lang w:val="ru-RU"/>
-        </w:rPr>
         <w:t xml:space="preserve"> </w:t>
       </w:r>
       <w:r>
-        <w:rPr>
-          <w:lang w:val="ru-RU"/>
-        </w:rPr>
         <w:t>график доменной модели</w:t>
       </w:r>
       <w:r>
-        <w:rPr>
-          <w:lang w:val="ru-RU"/>
-        </w:rPr>
         <w:t xml:space="preserve"> </w:t>
       </w:r>
     </w:p>
@@ -2689,27 +2515,18 @@
       <w:pPr>
         <w:spacing w:before="100" w:beforeAutospacing="1" w:after="100" w:afterAutospacing="1"/>
         <w:jc w:val="center"/>
-        <w:rPr>
-          <w:lang w:val="ru-RU"/>
-        </w:rPr>
       </w:pPr>
     </w:p>
     <w:p>
       <w:pPr>
         <w:spacing w:before="100" w:beforeAutospacing="1" w:after="100" w:afterAutospacing="1"/>
         <w:jc w:val="center"/>
-        <w:rPr>
-          <w:lang w:val="ru-RU"/>
-        </w:rPr>
       </w:pPr>
     </w:p>
     <w:p>
       <w:pPr>
         <w:spacing w:before="100" w:beforeAutospacing="1" w:after="100" w:afterAutospacing="1"/>
         <w:jc w:val="center"/>
-        <w:rPr>
-          <w:lang w:val="ru-RU"/>
-        </w:rPr>
       </w:pPr>
     </w:p>
     <w:p>
@@ -2729,15 +2546,9 @@
           <w:numId w:val="8"/>
         </w:numPr>
         <w:ind w:left="0" w:firstLine="709"/>
-        <w:rPr>
-          <w:lang w:val="ru-RU"/>
-        </w:rPr>
       </w:pPr>
       <w:bookmarkStart w:id="6" w:name="_Toc224892330"/>
       <w:r>
-        <w:rPr>
-          <w:lang w:val="ru-RU"/>
-        </w:rPr>
         <w:lastRenderedPageBreak/>
         <w:t>Вывод:</w:t>
       </w:r>
@@ -2747,28 +2558,16 @@
       <w:pPr>
         <w:spacing w:before="100" w:beforeAutospacing="1" w:after="100" w:afterAutospacing="1"/>
         <w:ind w:firstLine="709"/>
-        <w:rPr>
-          <w:lang w:val="ru-RU"/>
-        </w:rPr>
-      </w:pPr>
-      <w:r>
-        <w:rPr>
-          <w:lang w:val="ru-RU"/>
-        </w:rPr>
+      </w:pPr>
+      <w:r>
         <w:t xml:space="preserve">В ходе выполнения лабораторной работы были изучены и применены основные подходы к модульному тестированию программного обеспечения. Реализация функции </w:t>
       </w:r>
       <w:proofErr w:type="spellStart"/>
       <w:r>
-        <w:rPr>
-          <w:lang w:val="ru-RU"/>
-        </w:rPr>
         <w:t>arctg</w:t>
       </w:r>
       <w:proofErr w:type="spellEnd"/>
       <w:r>
-        <w:rPr>
-          <w:lang w:val="ru-RU"/>
-        </w:rPr>
         <w:t>(x) позволила закрепить навыки тестирования математических алгоритмов, включая работу с граничными значениями и специальными случаями.</w:t>
       </w:r>
     </w:p>
@@ -2776,14 +2575,8 @@
       <w:pPr>
         <w:spacing w:before="100" w:beforeAutospacing="1" w:after="100" w:afterAutospacing="1"/>
         <w:ind w:firstLine="709"/>
-        <w:rPr>
-          <w:lang w:val="ru-RU"/>
-        </w:rPr>
-      </w:pPr>
-      <w:r>
-        <w:rPr>
-          <w:lang w:val="ru-RU"/>
-        </w:rPr>
+      </w:pPr>
+      <w:r>
         <w:t>Разработка и тестирование B+ дерева продемонстрировали особенности проверки сложных алгоритмических структур с использованием характерных точек, что позволило контролировать не только результат, но и корректность внутреннего выполнения алгоритма.</w:t>
       </w:r>
     </w:p>
@@ -2791,14 +2584,8 @@
       <w:pPr>
         <w:spacing w:before="100" w:beforeAutospacing="1" w:after="100" w:afterAutospacing="1"/>
         <w:ind w:firstLine="709"/>
-        <w:rPr>
-          <w:lang w:val="ru-RU"/>
-        </w:rPr>
-      </w:pPr>
-      <w:r>
-        <w:rPr>
-          <w:lang w:val="ru-RU"/>
-        </w:rPr>
+      </w:pPr>
+      <w:r>
         <w:t>Формирование доменной модели на основе текстового описания способствовало развитию навыков анализа предметной области и проектирования тестового покрытия для абстрактных моделей.</w:t>
       </w:r>
     </w:p>
@@ -2806,14 +2593,8 @@
       <w:pPr>
         <w:spacing w:before="100" w:beforeAutospacing="1" w:after="100" w:afterAutospacing="1"/>
         <w:ind w:firstLine="709"/>
-        <w:rPr>
-          <w:lang w:val="ru-RU"/>
-        </w:rPr>
-      </w:pPr>
-      <w:r>
-        <w:rPr>
-          <w:lang w:val="ru-RU"/>
-        </w:rPr>
+      </w:pPr>
+      <w:r>
         <w:t>Таким образом, в работе были получены практические навыки разработки тестов для различных типов программных компонентов, включая вычислительные функции, структуры данных и модели предметной области.</w:t>
       </w:r>
     </w:p>
@@ -2823,7 +2604,6 @@
         <w:rPr>
           <w:sz w:val="22"/>
           <w:szCs w:val="22"/>
-          <w:lang w:val="ru-RU"/>
         </w:rPr>
       </w:pPr>
     </w:p>
@@ -2833,7 +2613,6 @@
         <w:rPr>
           <w:sz w:val="22"/>
           <w:szCs w:val="22"/>
-          <w:lang w:val="ru-RU"/>
         </w:rPr>
       </w:pPr>
     </w:p>
@@ -2843,7 +2622,6 @@
         <w:rPr>
           <w:sz w:val="22"/>
           <w:szCs w:val="22"/>
-          <w:lang w:val="ru-RU"/>
         </w:rPr>
       </w:pPr>
     </w:p>
@@ -2853,7 +2631,6 @@
         <w:rPr>
           <w:sz w:val="22"/>
           <w:szCs w:val="22"/>
-          <w:lang w:val="ru-RU"/>
         </w:rPr>
       </w:pPr>
     </w:p>
@@ -2863,16 +2640,15 @@
           <w:color w:val="000000"/>
           <w:sz w:val="22"/>
           <w:szCs w:val="22"/>
-          <w:lang w:val="ru-RU"/>
         </w:rPr>
       </w:pPr>
     </w:p>
     <w:sectPr>
-      <w:headerReference w:type="default" r:id="rId13"/>
-      <w:footerReference w:type="even" r:id="rId14"/>
-      <w:footerReference w:type="default" r:id="rId15"/>
-      <w:headerReference w:type="first" r:id="rId16"/>
-      <w:footerReference w:type="first" r:id="rId17"/>
+      <w:headerReference w:type="default" r:id="rId14"/>
+      <w:footerReference w:type="even" r:id="rId15"/>
+      <w:footerReference w:type="default" r:id="rId16"/>
+      <w:headerReference w:type="first" r:id="rId17"/>
+      <w:footerReference w:type="first" r:id="rId18"/>
       <w:pgSz w:w="11906" w:h="16838"/>
       <w:pgMar w:top="1440" w:right="1440" w:bottom="1440" w:left="1440" w:header="708" w:footer="708" w:gutter="0"/>
       <w:cols w:space="708"/>
@@ -4728,7 +4504,7 @@
         <w:kern w:val="2"/>
         <w:sz w:val="24"/>
         <w:szCs w:val="24"/>
-        <w:lang w:eastAsia="en-US" w:bidi="ar-SA"/>
+        <w:lang w:val="ru-RU" w:eastAsia="en-US" w:bidi="ar-SA"/>
         <w14:ligatures w14:val="standardContextual"/>
       </w:rPr>
     </w:rPrDefault>
@@ -5672,9 +5448,6 @@
     <w:pPr>
       <w:spacing w:before="100" w:beforeAutospacing="1" w:after="100" w:afterAutospacing="1"/>
     </w:pPr>
-    <w:rPr>
-      <w:lang w:val="ru-RU"/>
-    </w:rPr>
   </w:style>
   <w:style w:type="paragraph" w:customStyle="1" w:styleId="p3">
     <w:name w:val="p3"/>
@@ -5683,9 +5456,6 @@
     <w:pPr>
       <w:spacing w:before="100" w:beforeAutospacing="1" w:after="100" w:afterAutospacing="1"/>
     </w:pPr>
-    <w:rPr>
-      <w:lang w:val="ru-RU"/>
-    </w:rPr>
   </w:style>
 </w:styles>
 </file>

--- a/lab_1_отчет — копия.docx
+++ b/lab_1_отчет — копия.docx
@@ -423,7 +423,7 @@
           <w:noProof/>
         </w:rPr>
         <w:drawing>
-          <wp:anchor distT="0" distB="0" distL="114300" distR="114300" simplePos="0" relativeHeight="251659264" behindDoc="1" locked="0" layoutInCell="1" allowOverlap="1" wp14:anchorId="530AC9B3" wp14:editId="1A3F5833">
+          <wp:anchor distT="0" distB="0" distL="114300" distR="114300" simplePos="0" relativeHeight="251659264" behindDoc="1" locked="0" layoutInCell="1" allowOverlap="1" wp14:anchorId="530AC9B3" wp14:editId="4F6156AA">
             <wp:simplePos x="0" y="0"/>
             <wp:positionH relativeFrom="margin">
               <wp:posOffset>2188508</wp:posOffset>
